--- a/lessons/6-1/readiness/practice.docx
+++ b/lessons/6-1/readiness/practice.docx
@@ -14,7 +14,7 @@
           <w:sz w:val="36"/>
           <w:szCs w:val="36"/>
         </w:rPr>
-        <w:t xml:space="preserve">Get Ready: Powers and Exponents</w:t>
+        <w:t xml:space="preserve">Get Ready: Interpret Division of Fractions</w:t>
       </w:r>
     </w:p>
     <w:p>
@@ -29,7 +29,7 @@
           <w:sz w:val="20"/>
           <w:szCs w:val="20"/>
         </w:rPr>
-        <w:t xml:space="preserve">Readiness practice for Lesson 6-1  ·  Builds toward 6.EE.1</w:t>
+        <w:t xml:space="preserve">Readiness practice for Lesson 2-1  ·  Builds toward 6.NS.1</w:t>
       </w:r>
     </w:p>
     <w:p>
@@ -68,7 +68,7 @@
           <w:sz w:val="22"/>
           <w:szCs w:val="22"/>
         </w:rPr>
-        <w:t xml:space="preserve">An exponent is just a shortcut for repeated multiplication — 2³ means 2 × 2 × 2. So this lesson runs on solid multiplication facts and knowing how to multiply the same number again and again. Warm those up and powers feel simple.</w:t>
+        <w:t xml:space="preserve">Before you can interpret what fraction division means, you need to picture equal groups and equal sharing — the same ideas behind whole-number division. Get those warm and "how many halves fit in 3?" makes sense.</w:t>
       </w:r>
     </w:p>
     <w:p>
@@ -81,7 +81,7 @@
           <w:sz w:val="20"/>
           <w:szCs w:val="20"/>
         </w:rPr>
-        <w:t xml:space="preserve">Skills you'll warm up: Multiplication facts  ·  Repeated multiplication (same number)  ·  Multiplying step by step  ·  Reading a power as a product</w:t>
+        <w:t xml:space="preserve">Skills you'll warm up: Meaning of a fraction  ·  Equal groups / equal sharing  ·  Multiplication &amp; division facts  ·  How many of this fit in that</w:t>
       </w:r>
     </w:p>
     <w:p>
@@ -124,7 +124,7 @@
           <w:sz w:val="20"/>
           <w:szCs w:val="20"/>
         </w:rPr>
-        <w:t xml:space="preserve">Let's multiply one small step at a time.</w:t>
+        <w:t xml:space="preserve">Let's count equal groups one step at a time.</w:t>
       </w:r>
     </w:p>
     <w:p>
@@ -136,7 +136,7 @@
           <w:sz w:val="22"/>
           <w:szCs w:val="22"/>
         </w:rPr>
-        <w:t xml:space="preserve">1.  2 × 2 = ___</w:t>
+        <w:t xml:space="preserve">1.  How many equal groups of 2 are in 6? Fill in: 2 × ___ = 6</w:t>
       </w:r>
     </w:p>
     <w:p>
@@ -159,7 +159,7 @@
           <w:sz w:val="22"/>
           <w:szCs w:val="22"/>
         </w:rPr>
-        <w:t xml:space="preserve">2.  Now take that answer and multiply by 2 again: 4 × 2 = ___</w:t>
+        <w:t xml:space="preserve">2.  How many halves make 1 whole pizza?</w:t>
       </w:r>
     </w:p>
     <w:p>
@@ -182,7 +182,7 @@
           <w:sz w:val="22"/>
           <w:szCs w:val="22"/>
         </w:rPr>
-        <w:t xml:space="preserve">3.  3 × 3 = ___</w:t>
+        <w:t xml:space="preserve">3.  10 ÷ 5 = ?</w:t>
       </w:r>
     </w:p>
     <w:p>
@@ -222,7 +222,7 @@
           <w:sz w:val="20"/>
           <w:szCs w:val="20"/>
         </w:rPr>
-        <w:t xml:space="preserve">Multiply the same number more than once.</w:t>
+        <w:t xml:space="preserve">Read what the division is asking, then answer.</w:t>
       </w:r>
     </w:p>
     <w:p>
@@ -234,7 +234,7 @@
           <w:sz w:val="22"/>
           <w:szCs w:val="22"/>
         </w:rPr>
-        <w:t xml:space="preserve">1.  2 × 2 × 2 = ___</w:t>
+        <w:t xml:space="preserve">1.  How many fourths (1/4) make 1 whole?</w:t>
       </w:r>
     </w:p>
     <w:p>
@@ -257,18 +257,7 @@
           <w:sz w:val="22"/>
           <w:szCs w:val="22"/>
         </w:rPr>
-        <w:t xml:space="preserve">2.  5 × 5 = ___</w:t>
-      </w:r>
-    </w:p>
-    <w:p>
-      <w:pPr>
-        <w:spacing w:after="80" w:before="0"/>
-      </w:pPr>
-      <w:r>
-        <w:rPr>
-          <w:color w:val="BBBBBB"/>
-        </w:rPr>
-        <w:t xml:space="preserve">____________________________________________________</w:t>
+        <w:t xml:space="preserve">2.  15 ÷ 3 means "how many 3s are in 15?" What is it?</w:t>
       </w:r>
     </w:p>
     <w:p>
@@ -277,10 +266,11 @@
       </w:pPr>
       <w:r>
         <w:rPr>
-          <w:sz w:val="22"/>
-          <w:szCs w:val="22"/>
-        </w:rPr>
-        <w:t xml:space="preserve">3.  10 × 10 = ___</w:t>
+          <w:color w:val="5E6E7E"/>
+          <w:sz w:val="20"/>
+          <w:szCs w:val="20"/>
+        </w:rPr>
+        <w:t xml:space="preserve">     choices: 12   /   18   /   5   /   45</w:t>
       </w:r>
     </w:p>
     <w:p>
@@ -320,7 +310,7 @@
           <w:sz w:val="20"/>
           <w:szCs w:val="20"/>
         </w:rPr>
-        <w:t xml:space="preserve">Warm up straight into powers.</w:t>
+        <w:t xml:space="preserve">Stretch right up to fraction division.</w:t>
       </w:r>
     </w:p>
     <w:p>
@@ -332,7 +322,7 @@
           <w:sz w:val="22"/>
           <w:szCs w:val="22"/>
         </w:rPr>
-        <w:t xml:space="preserve">1.  2 × 2 × 2 × 2 = ___ (that's 2 used four times)</w:t>
+        <w:t xml:space="preserve">1.  How many halves (1/2) are in 2 whole pizzas?</w:t>
       </w:r>
     </w:p>
     <w:p>
@@ -355,7 +345,7 @@
           <w:sz w:val="22"/>
           <w:szCs w:val="22"/>
         </w:rPr>
-        <w:t xml:space="preserve">2.  3 × 3 × 3 = ___</w:t>
+        <w:t xml:space="preserve">2.  How many thirds (1/3) are in 1 whole?</w:t>
       </w:r>
     </w:p>
     <w:p>
@@ -393,7 +383,20 @@
           <w:sz w:val="22"/>
           <w:szCs w:val="22"/>
         </w:rPr>
-        <w:t xml:space="preserve">1.  2 × 2 × 2 = ___</w:t>
+        <w:t xml:space="preserve">1.  What does 8 ÷ 4 ask?</w:t>
+      </w:r>
+    </w:p>
+    <w:p>
+      <w:pPr>
+        <w:spacing w:after="40" w:before="0"/>
+      </w:pPr>
+      <w:r>
+        <w:rPr>
+          <w:color w:val="5E6E7E"/>
+          <w:sz w:val="20"/>
+          <w:szCs w:val="20"/>
+        </w:rPr>
+        <w:t xml:space="preserve">     choices: How many groups of 4 are in 8?   /   What is 8 + 4?   /   What is 8 × 4?</w:t>
       </w:r>
     </w:p>
     <w:p>
@@ -416,7 +419,7 @@
           <w:sz w:val="22"/>
           <w:szCs w:val="22"/>
         </w:rPr>
-        <w:t xml:space="preserve">2.  4 × 4 = ___</w:t>
+        <w:t xml:space="preserve">2.  How many halves (1/2) are in 1 whole?</w:t>
       </w:r>
     </w:p>
     <w:p>
@@ -442,7 +445,7 @@
           <w:sz w:val="20"/>
           <w:szCs w:val="20"/>
         </w:rPr>
-        <w:t xml:space="preserve">When you've finished, open Lesson 6-1 and dive in!</w:t>
+        <w:t xml:space="preserve">When you've finished, open Lesson 2-1 and dive in!</w:t>
       </w:r>
     </w:p>
     <w:p>
@@ -489,6 +492,57 @@
           <w:sz w:val="20"/>
           <w:szCs w:val="20"/>
         </w:rPr>
+        <w:t xml:space="preserve">1. 3</w:t>
+      </w:r>
+    </w:p>
+    <w:p>
+      <w:pPr>
+        <w:spacing w:after="30" w:before="0"/>
+      </w:pPr>
+      <w:r>
+        <w:rPr>
+          <w:sz w:val="20"/>
+          <w:szCs w:val="20"/>
+        </w:rPr>
+        <w:t xml:space="preserve">2. 2</w:t>
+      </w:r>
+    </w:p>
+    <w:p>
+      <w:pPr>
+        <w:spacing w:after="30" w:before="0"/>
+      </w:pPr>
+      <w:r>
+        <w:rPr>
+          <w:sz w:val="20"/>
+          <w:szCs w:val="20"/>
+        </w:rPr>
+        <w:t xml:space="preserve">3. 2</w:t>
+      </w:r>
+    </w:p>
+    <w:p>
+      <w:pPr>
+        <w:spacing w:after="40" w:before="100"/>
+      </w:pPr>
+      <w:r>
+        <w:rPr>
+          <w:b/>
+          <w:bCs/>
+          <w:color w:val="1A6FB5"/>
+          <w:sz w:val="22"/>
+          <w:szCs w:val="22"/>
+        </w:rPr>
+        <w:t xml:space="preserve">Level 1 · Support</w:t>
+      </w:r>
+    </w:p>
+    <w:p>
+      <w:pPr>
+        <w:spacing w:after="30" w:before="0"/>
+      </w:pPr>
+      <w:r>
+        <w:rPr>
+          <w:sz w:val="20"/>
+          <w:szCs w:val="20"/>
+        </w:rPr>
         <w:t xml:space="preserve">1. 4</w:t>
       </w:r>
     </w:p>
@@ -501,7 +555,22 @@
           <w:sz w:val="20"/>
           <w:szCs w:val="20"/>
         </w:rPr>
-        <w:t xml:space="preserve">2. 8</w:t>
+        <w:t xml:space="preserve">2. 5</w:t>
+      </w:r>
+    </w:p>
+    <w:p>
+      <w:pPr>
+        <w:spacing w:after="40" w:before="100"/>
+      </w:pPr>
+      <w:r>
+        <w:rPr>
+          <w:b/>
+          <w:bCs/>
+          <w:color w:val="1A6FB5"/>
+          <w:sz w:val="22"/>
+          <w:szCs w:val="22"/>
+        </w:rPr>
+        <w:t xml:space="preserve">Level 2 · Stretch</w:t>
       </w:r>
     </w:p>
     <w:p>
@@ -513,7 +582,19 @@
           <w:sz w:val="20"/>
           <w:szCs w:val="20"/>
         </w:rPr>
-        <w:t xml:space="preserve">3. 9</w:t>
+        <w:t xml:space="preserve">1. 4</w:t>
+      </w:r>
+    </w:p>
+    <w:p>
+      <w:pPr>
+        <w:spacing w:after="30" w:before="0"/>
+      </w:pPr>
+      <w:r>
+        <w:rPr>
+          <w:sz w:val="20"/>
+          <w:szCs w:val="20"/>
+        </w:rPr>
+        <w:t xml:space="preserve">2. 3</w:t>
       </w:r>
     </w:p>
     <w:p>
@@ -524,11 +605,11 @@
         <w:rPr>
           <w:b/>
           <w:bCs/>
-          <w:color w:val="1A6FB5"/>
-          <w:sz w:val="22"/>
-          <w:szCs w:val="22"/>
-        </w:rPr>
-        <w:t xml:space="preserve">Level 1 · Support</w:t>
+          <w:color w:val="C45A3C"/>
+          <w:sz w:val="22"/>
+          <w:szCs w:val="22"/>
+        </w:rPr>
+        <w:t xml:space="preserve">Exit Ticket</w:t>
       </w:r>
     </w:p>
     <w:p>
@@ -540,7 +621,7 @@
           <w:sz w:val="20"/>
           <w:szCs w:val="20"/>
         </w:rPr>
-        <w:t xml:space="preserve">1. 8</w:t>
+        <w:t xml:space="preserve">1. How many groups of 4 are in 8?</w:t>
       </w:r>
     </w:p>
     <w:p>
@@ -552,97 +633,7 @@
           <w:sz w:val="20"/>
           <w:szCs w:val="20"/>
         </w:rPr>
-        <w:t xml:space="preserve">2. 25</w:t>
-      </w:r>
-    </w:p>
-    <w:p>
-      <w:pPr>
-        <w:spacing w:after="30" w:before="0"/>
-      </w:pPr>
-      <w:r>
-        <w:rPr>
-          <w:sz w:val="20"/>
-          <w:szCs w:val="20"/>
-        </w:rPr>
-        <w:t xml:space="preserve">3. 100</w:t>
-      </w:r>
-    </w:p>
-    <w:p>
-      <w:pPr>
-        <w:spacing w:after="40" w:before="100"/>
-      </w:pPr>
-      <w:r>
-        <w:rPr>
-          <w:b/>
-          <w:bCs/>
-          <w:color w:val="1A6FB5"/>
-          <w:sz w:val="22"/>
-          <w:szCs w:val="22"/>
-        </w:rPr>
-        <w:t xml:space="preserve">Level 2 · Stretch</w:t>
-      </w:r>
-    </w:p>
-    <w:p>
-      <w:pPr>
-        <w:spacing w:after="30" w:before="0"/>
-      </w:pPr>
-      <w:r>
-        <w:rPr>
-          <w:sz w:val="20"/>
-          <w:szCs w:val="20"/>
-        </w:rPr>
-        <w:t xml:space="preserve">1. 16</w:t>
-      </w:r>
-    </w:p>
-    <w:p>
-      <w:pPr>
-        <w:spacing w:after="30" w:before="0"/>
-      </w:pPr>
-      <w:r>
-        <w:rPr>
-          <w:sz w:val="20"/>
-          <w:szCs w:val="20"/>
-        </w:rPr>
-        <w:t xml:space="preserve">2. 27</w:t>
-      </w:r>
-    </w:p>
-    <w:p>
-      <w:pPr>
-        <w:spacing w:after="40" w:before="100"/>
-      </w:pPr>
-      <w:r>
-        <w:rPr>
-          <w:b/>
-          <w:bCs/>
-          <w:color w:val="C45A3C"/>
-          <w:sz w:val="22"/>
-          <w:szCs w:val="22"/>
-        </w:rPr>
-        <w:t xml:space="preserve">Exit Ticket</w:t>
-      </w:r>
-    </w:p>
-    <w:p>
-      <w:pPr>
-        <w:spacing w:after="30" w:before="0"/>
-      </w:pPr>
-      <w:r>
-        <w:rPr>
-          <w:sz w:val="20"/>
-          <w:szCs w:val="20"/>
-        </w:rPr>
-        <w:t xml:space="preserve">1. 8</w:t>
-      </w:r>
-    </w:p>
-    <w:p>
-      <w:pPr>
-        <w:spacing w:after="30" w:before="0"/>
-      </w:pPr>
-      <w:r>
-        <w:rPr>
-          <w:sz w:val="20"/>
-          <w:szCs w:val="20"/>
-        </w:rPr>
-        <w:t xml:space="preserve">2. 16</w:t>
+        <w:t xml:space="preserve">2. 2</w:t>
       </w:r>
     </w:p>
     <w:sectPr>
